--- a/docs/LegalLens_Solution_Proposal.docx
+++ b/docs/LegalLens_Solution_Proposal.docx
@@ -250,7 +250,7 @@
                 <w:sz w:val="19"/>
                 <w:szCs w:val="19"/>
               </w:rPr>
-              <w:t xml:space="preserve">Gemma 4 E4B (edge-class), Q4_K_M 4-bit GGUF, 4.98 GB, Apache-2.0; fallback E2B</w:t>
+              <w:t xml:space="preserve">Gemma 4 E4B (edge-class), Q4_K_M 4-bit GGUF, 4.98 GB (licence per the official model card); fallback E2B</w:t>
             </w:r>
           </w:p>
         </w:tc>
@@ -297,7 +297,7 @@
                 <w:sz w:val="19"/>
                 <w:szCs w:val="19"/>
               </w:rPr>
-              <w:t xml:space="preserve">llama.cpp llama-server on 127.0.0.1 (loopback only), 8k context</w:t>
+              <w:t xml:space="preserve">llama.cpp llama-server on 127.0.0.1 (loopback only), 8k context; every layer on the demo laptop's RTX 4060 (8 GB)</w:t>
             </w:r>
           </w:p>
         </w:tc>
@@ -342,7 +342,7 @@
                 <w:sz w:val="19"/>
                 <w:szCs w:val="19"/>
               </w:rPr>
-              <w:t xml:space="preserve">BM25 + local MiniLM-class embeddings, FAISS index on disk</w:t>
+              <w:t xml:space="preserve">BM25 + all-MiniLM-L6-v2 (ONNX, no PyTorch) in a FAISS index, in memory only</w:t>
             </w:r>
           </w:p>
         </w:tc>
@@ -389,7 +389,7 @@
                 <w:sz w:val="19"/>
                 <w:szCs w:val="19"/>
               </w:rPr>
-              <w:t xml:space="preserve">Gradio on 127.0.0.1, analytics off, no CDN</w:t>
+              <w:t xml:space="preserve">Gradio on 127.0.0.1, analytics off, no CDN (design agreed, build in progress)</w:t>
             </w:r>
           </w:p>
         </w:tc>
@@ -434,7 +434,7 @@
                 <w:sz w:val="19"/>
                 <w:szCs w:val="19"/>
               </w:rPr>
-              <w:t xml:space="preserve">Python 3.11+, pinned dependencies, MIT licence</w:t>
+              <w:t xml:space="preserve">Python 3.11+, pinned dependencies, MIT licence, 137 tests in CI (Ubuntu + Windows)</w:t>
             </w:r>
           </w:p>
         </w:tc>
@@ -1526,7 +1526,7 @@
           <w:sz w:val="21"/>
           <w:szCs w:val="21"/>
         </w:rPr>
-        <w:t xml:space="preserve">Nothing private leaves the device: not the file, text, chunks, embeddings, summaries, answers or questions. We prove this in three independent ways:</w:t>
+        <w:t xml:space="preserve">Nothing private leaves the device: not the file, text, chunks, embeddings, summaries, answers or questions. We prove this in three independent ways, with recorded evidence:</w:t>
       </w:r>
     </w:p>
     <w:tbl>
@@ -1632,7 +1632,7 @@
                 <w:sz w:val="19"/>
                 <w:szCs w:val="19"/>
               </w:rPr>
-              <w:t xml:space="preserve">Full analysis with the network adapter off (Windows), or under docker --network none / unshare -rn</w:t>
+              <w:t xml:space="preserve">run_offline.ps1 refuses to run while online, then repeats the monitored run in Airplane mode (Linux: network namespace). To record on the demo laptop.</w:t>
             </w:r>
           </w:p>
         </w:tc>
@@ -1679,7 +1679,7 @@
                 <w:sz w:val="19"/>
                 <w:szCs w:val="19"/>
               </w:rPr>
-              <w:t xml:space="preserve">A connection monitor around a normal run records zero non-loopback connections</w:t>
+              <w:t xml:space="preserve">PASS. An in-process audit-hook guard plus an OS connection monitor during a full run with retrieval: 12 attempts, all to 127.0.0.1:8080, none outside; a canary string from the document was found in none of the 17 files touched.</w:t>
             </w:r>
           </w:p>
         </w:tc>
@@ -1724,7 +1724,7 @@
                 <w:sz w:val="19"/>
                 <w:szCs w:val="19"/>
               </w:rPr>
-              <w:t xml:space="preserve">A dependency audit for HTTP clients, telemetry and update checks, with every hit reviewed in THREAT_MODEL.md</w:t>
+              <w:t xml:space="preserve">Clean. The audit of our code and 43 runtime dependencies, profiled on a real session, finds network code only in our loopback model client; 4 dormant numpy hits are never called.</w:t>
             </w:r>
           </w:p>
         </w:tc>
@@ -1740,7 +1740,7 @@
           <w:sz w:val="21"/>
           <w:szCs w:val="21"/>
         </w:rPr>
-        <w:t xml:space="preserve">In addition, telemetry kill-switches are set in code (HF_HUB_OFFLINE, TRANSFORMERS_OFFLINE, GRADIO_ANALYTICS_ENABLED=False, DO_NOT_TRACK). Logs hold timings and counts only, never document text. All session files live in one directory with a “clear session” control.</w:t>
+        <w:t xml:space="preserve">In addition, telemetry kill-switches are set in code (HF_HUB_OFFLINE, TRANSFORMERS_OFFLINE, HF_HUB_DISABLE_TELEMETRY, DO_NOT_TRACK), and the model URL is refused unless it points at this machine. Embeddings and the retrieval index stay in memory. Logs hold timings and counts only, never document text.</w:t>
       </w:r>
     </w:p>
     <w:p>
@@ -1770,7 +1770,7 @@
           <w:sz w:val="21"/>
           <w:szCs w:val="21"/>
         </w:rPr>
-        <w:t xml:space="preserve">Gemma does the central task: clause extraction, plain-language explanation, labelling, summary and Q&amp;A, all locally. It is called through the chat endpoint so the Gemma chat template is applied. E4B at 4-bit fits a 16 GB laptop alongside the UI and the embedder. Retrieval limits Q&amp;A prompts to the top 3 passages, which keeps answers under about 30 s on CPU. The fallback ladder is Q3_K_S, then E2B, each re-measured. RAM, load time and tokens per second are reported with the exact hardware.</w:t>
+        <w:t xml:space="preserve">Gemma does the central task: clause extraction, plain-language explanation, labelling, summary and Q&amp;A, all locally. It is called through the chat endpoint so the Gemma chat template is applied. On the demo laptop (RTX 4060, 8 GB VRAM, 24 GB RAM) the 4.98 GB E4B model runs entirely on the GPU. Gemma 4's reasoning mode is switched off so answers come back as plain JSON. Retrieval limits Q&amp;A prompts to the top 3 passages. Measured on a CPU-only laptop (about 5 tokens per second): 11 of 11 findings on the sample rental passed verification, a full analysis took 110–265 s and each question 15–30 s. GPU numbers will be recorded on the demo laptop. The fallback ladder is Q3_K_S, then E2B.</w:t>
       </w:r>
     </w:p>
     <w:p>
@@ -1977,7 +1977,7 @@
                 <w:sz w:val="19"/>
                 <w:szCs w:val="19"/>
               </w:rPr>
-              <w:t xml:space="preserve">Pending (B)</w:t>
+              <w:t xml:space="preserve">Done</w:t>
             </w:r>
           </w:p>
         </w:tc>
@@ -2066,7 +2066,7 @@
                 <w:sz w:val="19"/>
                 <w:szCs w:val="19"/>
               </w:rPr>
-              <w:t xml:space="preserve">Analysis landed</w:t>
+              <w:t xml:space="preserve">Done</w:t>
             </w:r>
           </w:p>
         </w:tc>
@@ -2151,7 +2151,7 @@
                 <w:sz w:val="19"/>
                 <w:szCs w:val="19"/>
               </w:rPr>
-              <w:t xml:space="preserve">Landed</w:t>
+              <w:t xml:space="preserve">Done</w:t>
             </w:r>
           </w:p>
         </w:tc>
@@ -2240,7 +2240,7 @@
                 <w:sz w:val="19"/>
                 <w:szCs w:val="19"/>
               </w:rPr>
-              <w:t xml:space="preserve">Landed</w:t>
+              <w:t xml:space="preserve">Done</w:t>
             </w:r>
           </w:p>
         </w:tc>
@@ -2305,7 +2305,7 @@
                 <w:sz w:val="19"/>
                 <w:szCs w:val="19"/>
               </w:rPr>
-              <w:t xml:space="preserve">Passage IDs + verify.py</w:t>
+              <w:t xml:space="preserve">Clause IDs + verify.py + retrieve.py</w:t>
             </w:r>
           </w:p>
         </w:tc>
@@ -2325,7 +2325,7 @@
                 <w:sz w:val="19"/>
                 <w:szCs w:val="19"/>
               </w:rPr>
-              <w:t xml:space="preserve">Partial (fallback in analyze.py)</w:t>
+              <w:t xml:space="preserve">Done</w:t>
             </w:r>
           </w:p>
         </w:tc>
@@ -2414,7 +2414,7 @@
                 <w:sz w:val="19"/>
                 <w:szCs w:val="19"/>
               </w:rPr>
-              <w:t xml:space="preserve">Partial</w:t>
+              <w:t xml:space="preserve">Done</w:t>
             </w:r>
           </w:p>
         </w:tc>
@@ -2499,7 +2499,7 @@
                 <w:sz w:val="19"/>
                 <w:szCs w:val="19"/>
               </w:rPr>
-              <w:t xml:space="preserve">Silence landed</w:t>
+              <w:t xml:space="preserve">Done</w:t>
             </w:r>
           </w:p>
         </w:tc>
@@ -2588,7 +2588,7 @@
                 <w:sz w:val="19"/>
                 <w:szCs w:val="19"/>
               </w:rPr>
-              <w:t xml:space="preserve">Refusal landed</w:t>
+              <w:t xml:space="preserve">Done</w:t>
             </w:r>
           </w:p>
         </w:tc>
@@ -2673,7 +2673,7 @@
                 <w:sz w:val="19"/>
                 <w:szCs w:val="19"/>
               </w:rPr>
-              <w:t xml:space="preserve">Pending (B)</w:t>
+              <w:t xml:space="preserve">Layers 2–3 recorded; offline run on demo laptop</w:t>
             </w:r>
           </w:p>
         </w:tc>
@@ -2741,7 +2741,7 @@
                 <w:sz w:val="19"/>
                 <w:szCs w:val="19"/>
               </w:rPr>
-              <w:t xml:space="preserve">llm.py, docs, pinned deps</w:t>
+              <w:t xml:space="preserve">llm.py, MIT licence, pinned deps, CI</w:t>
             </w:r>
           </w:p>
         </w:tc>
@@ -2762,7 +2762,7 @@
                 <w:sz w:val="19"/>
                 <w:szCs w:val="19"/>
               </w:rPr>
-              <w:t xml:space="preserve">Landed; LICENSE pending</w:t>
+              <w:t xml:space="preserve">Done</w:t>
             </w:r>
           </w:p>
         </w:tc>
@@ -2778,7 +2778,7 @@
           <w:sz w:val="21"/>
           <w:szCs w:val="21"/>
         </w:rPr>
-        <w:t xml:space="preserve">Gates G1–G5 (public repo and licence, no paid services or secrets, a real system, datasets disclosed) and L1–L4 (local Gemma, nothing leaves the device, no fabrication, not legal advice) are designed in from the start, because a failed gate means the team is not ranked.</w:t>
+        <w:t xml:space="preserve">Gates G1–G5 (public repo and licence, no paid services or secrets, a real system, datasets disclosed) and L1–L4 (local Gemma, nothing leaves the device, no fabrication, not legal advice) are all met in the repository today. The user interface is still being built.</w:t>
       </w:r>
     </w:p>
     <w:p>
@@ -2879,7 +2879,7 @@
           <w:sz w:val="21"/>
           <w:szCs w:val="21"/>
         </w:rPr>
-        <w:t xml:space="preserve">20/20 deterministic tests pass, covering JSON handling, retries, analysis shapes, injection containment, refusal, the silent path and type contracts. An offline smoke demo runs without the model.</w:t>
+        <w:t xml:space="preserve">137 deterministic tests pass in CI. A real Gemma run on the sample rental produced 11 findings, all 11 verified, with correct silent and refusal answers. Retrieval finds the right clause in the top 3 for 15 of 15 handwritten questions. Malformed files (empty, damaged, password-protected, scanned) give one clear message each.</w:t>
       </w:r>
     </w:p>
     <w:p>
